--- a/papers/复核链/终版收口_摘要1页_2026-10-25.docx
+++ b/papers/复核链/终版收口_摘要1页_2026-10-25.docx
@@ -16,12 +16,6 @@
         <w:pStyle w:val="BlockText"/>
       </w:pPr>
       <w:r>
-        <w:t xml:space="preserve">★</w:t>
-      </w:r>
-      <w:r>
-        <w:t xml:space="preserve"> </w:t>
-      </w:r>
-      <w:r>
         <w:rPr>
           <w:bCs/>
           <w:b/>
@@ -29,7 +23,7 @@
         <w:t xml:space="preserve">审稿人</w:t>
       </w:r>
       <w:r>
-        <w:t xml:space="preserve">：Verifier（独立）｜★</w:t>
+        <w:t xml:space="preserve">：Verifier（独立）｜</w:t>
       </w:r>
       <w:r>
         <w:t xml:space="preserve"> </w:t>
@@ -117,12 +111,6 @@
         <w:t xml:space="preserve"> </w:t>
       </w:r>
       <w:r>
-        <w:t xml:space="preserve">★</w:t>
-      </w:r>
-      <w:r>
-        <w:t xml:space="preserve"> </w:t>
-      </w:r>
-      <w:r>
         <w:rPr>
           <w:bCs/>
           <w:b/>
@@ -145,7 +133,7 @@
         <w:t xml:space="preserve">8649661</w:t>
       </w:r>
       <w:r>
-        <w:t xml:space="preserve">（改稿前）｜★</w:t>
+        <w:t xml:space="preserve">（改稿前）｜</w:t>
       </w:r>
       <w:r>
         <w:t xml:space="preserve"> </w:t>
@@ -173,7 +161,7 @@
         <w:t xml:space="preserve">baseline/</w:t>
       </w:r>
       <w:r>
-        <w:t xml:space="preserve">（11 文件）｜★</w:t>
+        <w:t xml:space="preserve">（11 文件）｜</w:t>
       </w:r>
       <w:r>
         <w:t xml:space="preserve"> </w:t>
@@ -204,12 +192,6 @@
         <w:t xml:space="preserve"> </w:t>
       </w:r>
       <w:r>
-        <w:t xml:space="preserve">★</w:t>
-      </w:r>
-      <w:r>
-        <w:t xml:space="preserve"> </w:t>
-      </w:r>
-      <w:r>
         <w:rPr>
           <w:bCs/>
           <w:b/>
@@ -217,7 +199,7 @@
         <w:t xml:space="preserve">全部结论均为审稿人实跑</w:t>
       </w:r>
       <w:r>
-        <w:t xml:space="preserve">；★</w:t>
+        <w:t xml:space="preserve">；</w:t>
       </w:r>
       <w:r>
         <w:t xml:space="preserve"> </w:t>
@@ -230,7 +212,7 @@
         <w:t xml:space="preserve">仓内零写入</w:t>
       </w:r>
       <w:r>
-        <w:t xml:space="preserve">；★</w:t>
+        <w:t xml:space="preserve">；</w:t>
       </w:r>
       <w:r>
         <w:t xml:space="preserve"> </w:t>
@@ -279,12 +261,6 @@
         <w:pStyle w:val="FirstParagraph"/>
       </w:pPr>
       <w:r>
-        <w:t xml:space="preserve">★</w:t>
-      </w:r>
-      <w:r>
-        <w:t xml:space="preserve"> </w:t>
-      </w:r>
-      <w:r>
         <w:rPr>
           <w:bCs/>
           <w:b/>
@@ -292,7 +268,7 @@
         <w:t xml:space="preserve">打包门禁有效，它现在正拦着这次交付</w:t>
       </w:r>
       <w:r>
-        <w:t xml:space="preserve">（交付态验收 2 项不通过 ⇒ 打包器自己喊「⛔ 不要交付」）。★</w:t>
+        <w:t xml:space="preserve">（交付态验收 2 项不通过，打包器自己喊「⛔ 不要交付」）。</w:t>
       </w:r>
       <w:r>
         <w:t xml:space="preserve"> </w:t>
@@ -428,7 +404,7 @@
               <w:jc w:val="left"/>
             </w:pPr>
             <w:r>
-              <w:t xml:space="preserve">★ 最强表述</w:t>
+              <w:t xml:space="preserve">最强表述</w:t>
             </w:r>
             <w:r>
               <w:rPr>
@@ -448,7 +424,7 @@
               <w:t xml:space="preserve">没越界成"好/差"</w:t>
             </w:r>
             <w:r>
-              <w:t xml:space="preserve">；★</w:t>
+              <w:t xml:space="preserve">；</w:t>
             </w:r>
             <w:r>
               <w:t xml:space="preserve"> </w:t>
@@ -500,10 +476,7 @@
               <w:t xml:space="preserve">−4/−1/−2/0</w:t>
             </w:r>
             <w:r>
-              <w:t xml:space="preserve"> </w:t>
-            </w:r>
-            <w:r>
-              <w:t xml:space="preserve">⇒ "4/4 非正"不成立）</w:t>
+              <w:t xml:space="preserve">，"4/4 非正"不成立）</w:t>
             </w:r>
           </w:p>
         </w:tc>
@@ -555,7 +528,14 @@
               <w:jc w:val="left"/>
             </w:pPr>
             <w:r>
-              <w:t xml:space="preserve">★</w:t>
+              <w:rPr>
+                <w:bCs/>
+                <w:b/>
+              </w:rPr>
+              <w:t xml:space="preserve">落地质量四篇最高</w:t>
+            </w:r>
+            <w:r>
+              <w:t xml:space="preserve">（F2 三行对照表 + 自己补了"没做对照实验，是设计论证不是实测结论" + 反向读数；F3 把受影响读数全降【未测】但"读数不删、结论不撤"）；</w:t>
             </w:r>
             <w:r>
               <w:t xml:space="preserve"> </w:t>
@@ -565,10 +545,10 @@
                 <w:bCs/>
                 <w:b/>
               </w:rPr>
-              <w:t xml:space="preserve">落地质量四篇最高</w:t>
-            </w:r>
-            <w:r>
-              <w:t xml:space="preserve">（F2 三行对照表 + 自己补了"没做对照实验 ⇒ 是设计论证不是实测结论" + 反向读数；F3 把受影响读数全降【未测】但"读数不删、结论不撤"）；★</w:t>
+              <w:t xml:space="preserve">读数我逐条复算全过</w:t>
+            </w:r>
+            <w:r>
+              <w:t xml:space="preserve">；</w:t>
             </w:r>
             <w:r>
               <w:t xml:space="preserve"> </w:t>
@@ -578,23 +558,10 @@
                 <w:bCs/>
                 <w:b/>
               </w:rPr>
-              <w:t xml:space="preserve">读数我逐条复算全过</w:t>
-            </w:r>
-            <w:r>
-              <w:t xml:space="preserve">；★</w:t>
-            </w:r>
-            <w:r>
-              <w:t xml:space="preserve"> </w:t>
-            </w:r>
-            <w:r>
-              <w:rPr>
-                <w:bCs/>
-                <w:b/>
-              </w:rPr>
               <w:t xml:space="preserve">自我设限句 = 0</w:t>
             </w:r>
             <w:r>
-              <w:t xml:space="preserve">；★</w:t>
+              <w:t xml:space="preserve">；</w:t>
             </w:r>
             <w:r>
               <w:t xml:space="preserve"> </w:t>
@@ -656,7 +623,7 @@
               <w:jc w:val="left"/>
             </w:pPr>
             <w:r>
-              <w:t xml:space="preserve">★ 注意力红线</w:t>
+              <w:t xml:space="preserve">注意力红线</w:t>
             </w:r>
             <w:r>
               <w:rPr>
@@ -718,7 +685,7 @@
               <w:jc w:val="left"/>
             </w:pPr>
             <w:r>
-              <w:t xml:space="preserve">★ D-1 复算</w:t>
+              <w:t xml:space="preserve">D-1 复算</w:t>
             </w:r>
             <w:r>
               <w:rPr>
@@ -744,10 +711,7 @@
               <w:t xml:space="preserve"> </w:t>
             </w:r>
             <w:r>
-              <w:t xml:space="preserve">/ C2vsC0 0.0923 / C2vsC1 0.0063）⇒ ★</w:t>
-            </w:r>
-            <w:r>
-              <w:t xml:space="preserve"> </w:t>
+              <w:t xml:space="preserve">/ C2vsC0 0.0923 / C2vsC1 0.0063），</w:t>
             </w:r>
             <w:r>
               <w:rPr>
@@ -761,13 +725,13 @@
       </w:tr>
     </w:tbl>
     <w:bookmarkEnd w:id="21"/>
-    <w:bookmarkStart w:id="22" w:name="最重要的那条结论-三个独立来源-包内机器结果四方逐位一致"/>
+    <w:bookmarkStart w:id="22" w:name="最重要的那条结论三个独立来源-包内机器结果四方逐位一致"/>
     <w:p>
       <w:pPr>
         <w:pStyle w:val="Heading2"/>
       </w:pPr>
       <w:r>
-        <w:t xml:space="preserve">② ★★ 最重要的那条结论（★ 三个独立来源 + 包内机器结果，四方逐位一致）</w:t>
+        <w:t xml:space="preserve">② 最重要的那条结论（三个独立来源 + 包内机器结果，四方逐位一致）</w:t>
       </w:r>
     </w:p>
     <w:p>
@@ -775,12 +739,6 @@
         <w:pStyle w:val="FirstParagraph"/>
       </w:pPr>
       <w:r>
-        <w:t xml:space="preserve">★</w:t>
-      </w:r>
-      <w:r>
-        <w:t xml:space="preserve"> </w:t>
-      </w:r>
-      <w:r>
         <w:rPr>
           <w:bCs/>
           <w:b/>
@@ -834,59 +792,41 @@
         <w:pStyle w:val="FirstParagraph"/>
       </w:pPr>
       <w:r>
-        <w:t xml:space="preserve">⇒ ★★</w:t>
-      </w:r>
-      <w:r>
-        <w:t xml:space="preserve"> </w:t>
-      </w:r>
-      <w:r>
-        <w:rPr>
-          <w:bCs/>
-          <w:b/>
-        </w:rPr>
-        <w:t xml:space="preserve">⇒ "承重子层为负"不是一个可脱离口径的结论</w:t>
-      </w:r>
-      <w:r>
-        <w:t xml:space="preserve"> </w:t>
-      </w:r>
-      <w:r>
-        <w:t xml:space="preserve">⇒ ★★</w:t>
-      </w:r>
-      <w:r>
-        <w:t xml:space="preserve"> </w:t>
-      </w:r>
-      <w:r>
-        <w:rPr>
-          <w:bCs/>
-          <w:b/>
-        </w:rPr>
-        <w:t xml:space="preserve">必须写成「OR 主口径下为正、AND 敏感性变体下为负 ⇒ 承重子层的方向【本批不稳健】」</w:t>
-      </w:r>
-      <w:r>
-        <w:t xml:space="preserve"> </w:t>
-      </w:r>
-      <w:r>
-        <w:t xml:space="preserve">⇒ ★★</w:t>
-      </w:r>
-      <w:r>
-        <w:t xml:space="preserve"> </w:t>
-      </w:r>
-      <w:r>
-        <w:rPr>
-          <w:bCs/>
-          <w:b/>
-        </w:rPr>
-        <w:t xml:space="preserve">⇒ 判据升级：★ 【口径可自由选择时，任何单一口径的方向都不得进结论句】。</w:t>
+        <w:rPr>
+          <w:bCs/>
+          <w:b/>
+        </w:rPr>
+        <w:t xml:space="preserve">"承重子层为负"不是一个可脱离口径的结论</w:t>
+      </w:r>
+      <w:r>
+        <w:t xml:space="preserve">，</w:t>
+      </w:r>
+      <w:r>
+        <w:rPr>
+          <w:bCs/>
+          <w:b/>
+        </w:rPr>
+        <w:t xml:space="preserve">必须写成「OR 主口径下为正、AND 敏感性变体下为负，承重子层的方向【本批不稳健】」</w:t>
+      </w:r>
+      <w:r>
+        <w:t xml:space="preserve">，</w:t>
+      </w:r>
+      <w:r>
+        <w:rPr>
+          <w:bCs/>
+          <w:b/>
+        </w:rPr>
+        <w:t xml:space="preserve">判据升级： 【口径可自由选择时，任何单一口径的方向都不得进结论句】。</w:t>
       </w:r>
     </w:p>
     <w:bookmarkEnd w:id="22"/>
-    <w:bookmarkStart w:id="23" w:name="收口前必做的-5-件事-全-0-成本-按顺序"/>
+    <w:bookmarkStart w:id="23" w:name="收口前必做的-5-件事全-0-成本按顺序"/>
     <w:p>
       <w:pPr>
         <w:pStyle w:val="Heading2"/>
       </w:pPr>
       <w:r>
-        <w:t xml:space="preserve">③ ★★★ 收口前必做的 5 件事（★ 全 0 成本；★ 按顺序）</w:t>
+        <w:t xml:space="preserve">③ 收口前必做的 5 件事（全 0 成本；按顺序）</w:t>
       </w:r>
     </w:p>
     <w:tbl>
@@ -966,12 +906,6 @@
               <w:jc w:val="left"/>
             </w:pPr>
             <w:r>
-              <w:t xml:space="preserve">★</w:t>
-            </w:r>
-            <w:r>
-              <w:t xml:space="preserve"> </w:t>
-            </w:r>
-            <w:r>
               <w:rPr>
                 <w:bCs/>
                 <w:b/>
@@ -988,7 +922,7 @@
               <w:jc w:val="left"/>
             </w:pPr>
             <w:r>
-              <w:t xml:space="preserve">★★ 其中一处是</w:t>
+              <w:t xml:space="preserve">其中一处是</w:t>
             </w:r>
             <w:r>
               <w:rPr>
@@ -998,17 +932,14 @@
               <w:t xml:space="preserve">净增益恒等式</w:t>
             </w:r>
             <w:r>
-              <w:t xml:space="preserve">被写成裸竖线"表格" ⇒</w:t>
-            </w:r>
-            <w:r>
-              <w:t xml:space="preserve"> </w:t>
-            </w:r>
-            <w:r>
-              <w:rPr>
-                <w:bCs/>
-                <w:b/>
-              </w:rPr>
-              <w:t xml:space="preserve">pandoc 会吃掉列 ⇒ 核心公式在交付态缺列</w:t>
+              <w:t xml:space="preserve">被写成裸竖线"表格"，</w:t>
+            </w:r>
+            <w:r>
+              <w:rPr>
+                <w:bCs/>
+                <w:b/>
+              </w:rPr>
+              <w:t xml:space="preserve">pandoc 会吃掉列，核心公式在交付态缺列</w:t>
             </w:r>
           </w:p>
         </w:tc>
@@ -1038,7 +969,60 @@
               <w:jc w:val="left"/>
             </w:pPr>
             <w:r>
-              <w:t xml:space="preserve">★</w:t>
+              <w:rPr>
+                <w:bCs/>
+                <w:b/>
+              </w:rPr>
+              <w:t xml:space="preserve">修 ③ 篇的 5 处仪器红</w:t>
+            </w:r>
+          </w:p>
+        </w:tc>
+        <w:tc>
+          <w:tcPr/>
+          <w:p>
+            <w:pPr>
+              <w:pStyle w:val="Compact"/>
+              <w:jc w:val="left"/>
+            </w:pPr>
+            <w:r>
+              <w:t xml:space="preserve">3 个新数字（</w:t>
+            </w:r>
+            <w:r>
+              <w:rPr>
+                <w:rStyle w:val="VerbatimChar"/>
+              </w:rPr>
+              <w:t xml:space="preserve">216</w:t>
+            </w:r>
+            <w:r>
+              <w:t xml:space="preserve">/</w:t>
+            </w:r>
+            <w:r>
+              <w:rPr>
+                <w:rStyle w:val="VerbatimChar"/>
+              </w:rPr>
+              <w:t xml:space="preserve">97.7</w:t>
+            </w:r>
+            <w:r>
+              <w:t xml:space="preserve">/</w:t>
+            </w:r>
+            <w:r>
+              <w:rPr>
+                <w:rStyle w:val="VerbatimChar"/>
+              </w:rPr>
+              <w:t xml:space="preserve">98.0</w:t>
+            </w:r>
+            <w:r>
+              <w:t xml:space="preserve">）</w:t>
+            </w:r>
+            <w:r>
+              <w:rPr>
+                <w:bCs/>
+                <w:b/>
+              </w:rPr>
+              <w:t xml:space="preserve">入台账</w:t>
+            </w:r>
+            <w:r>
+              <w:t xml:space="preserve">（我已复算，是真读数）＋</w:t>
             </w:r>
             <w:r>
               <w:t xml:space="preserve"> </w:t>
@@ -1048,25 +1032,19 @@
                 <w:bCs/>
                 <w:b/>
               </w:rPr>
-              <w:t xml:space="preserve">修 ③ 篇的 5 处仪器红</w:t>
-            </w:r>
-          </w:p>
-        </w:tc>
-        <w:tc>
-          <w:tcPr/>
-          <w:p>
-            <w:pPr>
-              <w:pStyle w:val="Compact"/>
-              <w:jc w:val="left"/>
-            </w:pPr>
-            <w:r>
-              <w:t xml:space="preserve">★ 3 个新数字（</w:t>
+              <w:t xml:space="preserve">A3 增设 commit sha / 裸行号通道</w:t>
+            </w:r>
+            <w:r>
+              <w:t xml:space="preserve">（现在</w:t>
+            </w:r>
+            <w:r>
+              <w:t xml:space="preserve"> </w:t>
             </w:r>
             <w:r>
               <w:rPr>
                 <w:rStyle w:val="VerbatimChar"/>
               </w:rPr>
-              <w:t xml:space="preserve">216</w:t>
+              <w:t xml:space="preserve">012</w:t>
             </w:r>
             <w:r>
               <w:t xml:space="preserve">/</w:t>
@@ -1075,66 +1053,13 @@
               <w:rPr>
                 <w:rStyle w:val="VerbatimChar"/>
               </w:rPr>
-              <w:t xml:space="preserve">97.7</w:t>
-            </w:r>
-            <w:r>
-              <w:t xml:space="preserve">/</w:t>
-            </w:r>
-            <w:r>
-              <w:rPr>
-                <w:rStyle w:val="VerbatimChar"/>
-              </w:rPr>
-              <w:t xml:space="preserve">98.0</w:t>
-            </w:r>
-            <w:r>
-              <w:t xml:space="preserve">）</w:t>
-            </w:r>
-            <w:r>
-              <w:rPr>
-                <w:bCs/>
-                <w:b/>
-              </w:rPr>
-              <w:t xml:space="preserve">入台账</w:t>
-            </w:r>
-            <w:r>
-              <w:t xml:space="preserve">（★ 我已复算，是真读数）＋ ★</w:t>
+              <w:t xml:space="preserve">68</w:t>
             </w:r>
             <w:r>
               <w:t xml:space="preserve"> </w:t>
             </w:r>
             <w:r>
-              <w:rPr>
-                <w:bCs/>
-                <w:b/>
-              </w:rPr>
-              <w:t xml:space="preserve">A3 增设 commit sha / 裸行号通道</w:t>
-            </w:r>
-            <w:r>
-              <w:t xml:space="preserve">（★ 现在</w:t>
-            </w:r>
-            <w:r>
-              <w:t xml:space="preserve"> </w:t>
-            </w:r>
-            <w:r>
-              <w:rPr>
-                <w:rStyle w:val="VerbatimChar"/>
-              </w:rPr>
-              <w:t xml:space="preserve">012</w:t>
-            </w:r>
-            <w:r>
-              <w:t xml:space="preserve">/</w:t>
-            </w:r>
-            <w:r>
-              <w:rPr>
-                <w:rStyle w:val="VerbatimChar"/>
-              </w:rPr>
-              <w:t xml:space="preserve">68</w:t>
-            </w:r>
-            <w:r>
-              <w:t xml:space="preserve"> </w:t>
-            </w:r>
-            <w:r>
-              <w:t xml:space="preserve">假红）＋ ★ 禁写串加 NEG 跳过 ＋ A5/A8/A12 与新结构对齐</w:t>
+              <w:t xml:space="preserve">假红）＋ 禁写串加 NEG 跳过 ＋ A5/A8/A12 与新结构对齐</w:t>
             </w:r>
           </w:p>
         </w:tc>
@@ -1164,17 +1089,26 @@
               <w:jc w:val="left"/>
             </w:pPr>
             <w:r>
-              <w:t xml:space="preserve">★★★</w:t>
-            </w:r>
-            <w:r>
+              <w:rPr>
+                <w:bCs/>
+                <w:b/>
+              </w:rPr>
+              <w:t xml:space="preserve">重建 docx 后必须</w:t>
+            </w:r>
+            <w:r>
+              <w:rPr>
+                <w:bCs/>
+                <w:b/>
+              </w:rPr>
               <w:t xml:space="preserve"> </w:t>
             </w:r>
             <w:r>
               <w:rPr>
-                <w:bCs/>
-                <w:b/>
-              </w:rPr>
-              <w:t xml:space="preserve">重建 docx 后必须</w:t>
+                <w:rStyle w:val="VerbatimChar"/>
+                <w:bCs/>
+                <w:b/>
+              </w:rPr>
+              <w:t xml:space="preserve">git add</w:t>
             </w:r>
             <w:r>
               <w:rPr>
@@ -1185,21 +1119,6 @@
             </w:r>
             <w:r>
               <w:rPr>
-                <w:rStyle w:val="VerbatimChar"/>
-                <w:bCs/>
-                <w:b/>
-              </w:rPr>
-              <w:t xml:space="preserve">git add</w:t>
-            </w:r>
-            <w:r>
-              <w:rPr>
-                <w:bCs/>
-                <w:b/>
-              </w:rPr>
-              <w:t xml:space="preserve"> </w:t>
-            </w:r>
-            <w:r>
-              <w:rPr>
                 <w:bCs/>
                 <w:b/>
               </w:rPr>
@@ -1215,30 +1134,21 @@
               <w:jc w:val="left"/>
             </w:pPr>
             <w:r>
-              <w:t xml:space="preserve">★★★★</w:t>
-            </w:r>
-            <w:r>
-              <w:t xml:space="preserve"> </w:t>
-            </w:r>
-            <w:r>
-              <w:rPr>
-                <w:bCs/>
-                <w:b/>
-              </w:rPr>
-              <w:t xml:space="preserve">工作树 33 个 docx 全新、索引里全旧 ⇒ 打包器按索引取内容 ⇒ 包里装的是旧 docx ⇒ 交付态指纹必红</w:t>
-            </w:r>
-            <w:r>
-              <w:t xml:space="preserve">（★</w:t>
-            </w:r>
-            <w:r>
-              <w:t xml:space="preserve"> </w:t>
-            </w:r>
-            <w:r>
-              <w:rPr>
-                <w:bCs/>
-                <w:b/>
-              </w:rPr>
-              <w:t xml:space="preserve">本轮新发现，★ 不在任何人的清单上</w:t>
+              <w:rPr>
+                <w:bCs/>
+                <w:b/>
+              </w:rPr>
+              <w:t xml:space="preserve">工作树 33 个 docx 全新、索引里全旧，打包器按索引取内容，包里装的是旧 docx，交付态指纹必红</w:t>
+            </w:r>
+            <w:r>
+              <w:t xml:space="preserve">（</w:t>
+            </w:r>
+            <w:r>
+              <w:rPr>
+                <w:bCs/>
+                <w:b/>
+              </w:rPr>
+              <w:t xml:space="preserve">这一轮新发现，不在任何人的清单上</w:t>
             </w:r>
             <w:r>
               <w:t xml:space="preserve">）</w:t>
@@ -1271,47 +1181,32 @@
               <w:jc w:val="left"/>
             </w:pPr>
             <w:r>
-              <w:t xml:space="preserve">★</w:t>
+              <w:rPr>
+                <w:bCs/>
+                <w:b/>
+              </w:rPr>
+              <w:t xml:space="preserve">全链标题一致</w:t>
+            </w:r>
+          </w:p>
+        </w:tc>
+        <w:tc>
+          <w:tcPr/>
+          <w:p>
+            <w:pPr>
+              <w:pStyle w:val="Compact"/>
+              <w:jc w:val="left"/>
+            </w:pPr>
+            <w:r>
+              <w:rPr>
+                <w:rStyle w:val="VerbatimChar"/>
+              </w:rPr>
+              <w:t xml:space="preserve">四篇提纲:81</w:t>
             </w:r>
             <w:r>
               <w:t xml:space="preserve"> </w:t>
             </w:r>
             <w:r>
-              <w:rPr>
-                <w:bCs/>
-                <w:b/>
-              </w:rPr>
-              <w:t xml:space="preserve">全链标题一致</w:t>
-            </w:r>
-          </w:p>
-        </w:tc>
-        <w:tc>
-          <w:tcPr/>
-          <w:p>
-            <w:pPr>
-              <w:pStyle w:val="Compact"/>
-              <w:jc w:val="left"/>
-            </w:pPr>
-            <w:r>
-              <w:t xml:space="preserve">★</w:t>
-            </w:r>
-            <w:r>
-              <w:t xml:space="preserve"> </w:t>
-            </w:r>
-            <w:r>
-              <w:rPr>
-                <w:rStyle w:val="VerbatimChar"/>
-              </w:rPr>
-              <w:t xml:space="preserve">四篇提纲:81</w:t>
-            </w:r>
-            <w:r>
-              <w:t xml:space="preserve"> </w:t>
-            </w:r>
-            <w:r>
-              <w:t xml:space="preserve">的 ① 篇书名号标题 ≠ ① 篇实际 H1（★ 连"塌缩"都不同）⇒</w:t>
-            </w:r>
-            <w:r>
-              <w:t xml:space="preserve"> </w:t>
+              <w:t xml:space="preserve">的 ① 篇书名号标题 ≠ ① 篇实际 H1（连"塌缩"都不同），</w:t>
             </w:r>
             <w:r>
               <w:rPr>
@@ -1348,18 +1243,41 @@
               <w:jc w:val="left"/>
             </w:pPr>
             <w:r>
-              <w:t xml:space="preserve">★</w:t>
-            </w:r>
-            <w:r>
+              <w:rPr>
+                <w:rStyle w:val="VerbatimChar"/>
+                <w:bCs/>
+                <w:b/>
+              </w:rPr>
+              <w:t xml:space="preserve">git add</w:t>
+            </w:r>
+            <w:r>
+              <w:rPr>
+                <w:bCs/>
+                <w:b/>
+              </w:rPr>
               <w:t xml:space="preserve"> </w:t>
             </w:r>
             <w:r>
               <w:rPr>
+                <w:bCs/>
+                <w:b/>
+              </w:rPr>
+              <w:t xml:space="preserve">我的</w:t>
+            </w:r>
+            <w:r>
+              <w:rPr>
+                <w:bCs/>
+                <w:b/>
+              </w:rPr>
+              <w:t xml:space="preserve"> </w:t>
+            </w:r>
+            <w:r>
+              <w:rPr>
                 <w:rStyle w:val="VerbatimChar"/>
                 <w:bCs/>
                 <w:b/>
               </w:rPr>
-              <w:t xml:space="preserve">git add</w:t>
+              <w:t xml:space="preserve">evidence/my_own_d1.py</w:t>
             </w:r>
             <w:r>
               <w:rPr>
@@ -1373,35 +1291,6 @@
                 <w:bCs/>
                 <w:b/>
               </w:rPr>
-              <w:t xml:space="preserve">我的</w:t>
-            </w:r>
-            <w:r>
-              <w:rPr>
-                <w:bCs/>
-                <w:b/>
-              </w:rPr>
-              <w:t xml:space="preserve"> </w:t>
-            </w:r>
-            <w:r>
-              <w:rPr>
-                <w:rStyle w:val="VerbatimChar"/>
-                <w:bCs/>
-                <w:b/>
-              </w:rPr>
-              <w:t xml:space="preserve">evidence/my_own_d1.py</w:t>
-            </w:r>
-            <w:r>
-              <w:rPr>
-                <w:bCs/>
-                <w:b/>
-              </w:rPr>
-              <w:t xml:space="preserve"> </w:t>
-            </w:r>
-            <w:r>
-              <w:rPr>
-                <w:bCs/>
-                <w:b/>
-              </w:rPr>
               <w:t xml:space="preserve">+ 收口报告</w:t>
             </w:r>
           </w:p>
@@ -1414,7 +1303,7 @@
               <w:jc w:val="left"/>
             </w:pPr>
             <w:r>
-              <w:t xml:space="preserve">★ 它现在</w:t>
+              <w:t xml:space="preserve">它现在</w:t>
             </w:r>
             <w:r>
               <w:rPr>
@@ -1424,10 +1313,7 @@
               <w:t xml:space="preserve">不在包内</w:t>
             </w:r>
             <w:r>
-              <w:t xml:space="preserve"> </w:t>
-            </w:r>
-            <w:r>
-              <w:t xml:space="preserve">⇒ "两个独立复算"第三方只能验一个</w:t>
+              <w:t xml:space="preserve">，"两个独立复算"第三方只能验一个</w:t>
             </w:r>
           </w:p>
         </w:tc>
@@ -1438,12 +1324,6 @@
         <w:pStyle w:val="BodyText"/>
       </w:pPr>
       <w:r>
-        <w:t xml:space="preserve">★</w:t>
-      </w:r>
-      <w:r>
-        <w:t xml:space="preserve"> </w:t>
-      </w:r>
-      <w:r>
         <w:rPr>
           <w:bCs/>
           <w:b/>
@@ -1502,12 +1382,6 @@
         <w:t xml:space="preserve"> </w:t>
       </w:r>
       <w:r>
-        <w:t xml:space="preserve">★ ★</w:t>
-      </w:r>
-      <w:r>
-        <w:t xml:space="preserve"> </w:t>
-      </w:r>
-      <w:r>
         <w:rPr>
           <w:bCs/>
           <w:b/>
@@ -1515,30 +1389,24 @@
         <w:t xml:space="preserve">⑥ 必须在 ⑤⑦ 之后、⑦ 必须在 ⑧ 之前</w:t>
       </w:r>
       <w:r>
-        <w:t xml:space="preserve"> </w:t>
-      </w:r>
-      <w:r>
-        <w:t xml:space="preserve">⇒ ★</w:t>
-      </w:r>
-      <w:r>
-        <w:t xml:space="preserve"> </w:t>
-      </w:r>
-      <w:r>
-        <w:rPr>
-          <w:bCs/>
-          <w:b/>
-        </w:rPr>
-        <w:t xml:space="preserve">这不是偏好，★ 是实测的硬结论。</w:t>
+        <w:t xml:space="preserve">，</w:t>
+      </w:r>
+      <w:r>
+        <w:rPr>
+          <w:bCs/>
+          <w:b/>
+        </w:rPr>
+        <w:t xml:space="preserve">这不是偏好，是实测的硬结论。</w:t>
       </w:r>
     </w:p>
     <w:bookmarkEnd w:id="23"/>
-    <w:bookmarkStart w:id="24" w:name="交付态实测-全部我实跑"/>
+    <w:bookmarkStart w:id="24" w:name="交付态实测全部我实跑"/>
     <w:p>
       <w:pPr>
         <w:pStyle w:val="Heading2"/>
       </w:pPr>
       <w:r>
-        <w:t xml:space="preserve">④ ★★ 交付态实测（★ 全部我实跑）</w:t>
+        <w:t xml:space="preserve">④ 交付态实测（全部我实跑）</w:t>
       </w:r>
     </w:p>
     <w:tbl>
@@ -1677,7 +1545,7 @@
               <w:t xml:space="preserve">失败 0 / 告警 0</w:t>
             </w:r>
             <w:r>
-              <w:t xml:space="preserve">（★ 包内无 .git 这条本轮新修）</w:t>
+              <w:t xml:space="preserve">（包内无 .git 这条这一轮新修）</w:t>
             </w:r>
           </w:p>
         </w:tc>
@@ -1802,7 +1670,7 @@
                 <w:bCs/>
                 <w:b/>
               </w:rPr>
-              <w:t xml:space="preserve">仓内打包 vs 无 git 解包后重打包 ⇒ 逐字节相同</w:t>
+              <w:t xml:space="preserve">仓内打包 vs 无 git 解包后重打包，逐字节相同</w:t>
             </w:r>
             <w:r>
               <w:rPr>
@@ -1820,7 +1688,7 @@
               <w:t xml:space="preserve">6dee2593…</w:t>
             </w:r>
             <w:r>
-              <w:t xml:space="preserve">；★ 连打两次亦一致</w:t>
+              <w:t xml:space="preserve">；连打两次亦一致</w:t>
             </w:r>
           </w:p>
         </w:tc>
@@ -1952,23 +1820,23 @@
                 <w:bCs/>
                 <w:b/>
               </w:rPr>
-              <w:t xml:space="preserve">2 项不通过 ⇒ 打包器喊「不要交付」</w:t>
-            </w:r>
-            <w:r>
-              <w:t xml:space="preserve">（★ ＝ S-1 + S-2）</w:t>
+              <w:t xml:space="preserve">2 项不通过，打包器喊「不要交付」</w:t>
+            </w:r>
+            <w:r>
+              <w:t xml:space="preserve">（＝ S-1 + S-2）</w:t>
             </w:r>
           </w:p>
         </w:tc>
       </w:tr>
     </w:tbl>
     <w:bookmarkEnd w:id="24"/>
-    <w:bookmarkStart w:id="25" w:name="还查出一条包内可复现的抽键陷阱-建议写进入口-md"/>
+    <w:bookmarkStart w:id="25" w:name="还查出一条包内可复现的抽键陷阱建议写进入口-md"/>
     <w:p>
       <w:pPr>
         <w:pStyle w:val="Heading2"/>
       </w:pPr>
       <w:r>
-        <w:t xml:space="preserve">⑤ ★★ 还查出一条"包内可复现的抽键陷阱"（★ 建议写进入口 md）</w:t>
+        <w:t xml:space="preserve">⑤ 还查出一条"包内可复现的抽键陷阱"（建议写进入口 md）</w:t>
       </w:r>
     </w:p>
     <w:p>
@@ -1976,12 +1844,6 @@
         <w:pStyle w:val="FirstParagraph"/>
       </w:pPr>
       <w:r>
-        <w:t xml:space="preserve">★</w:t>
-      </w:r>
-      <w:r>
-        <w:t xml:space="preserve"> </w:t>
-      </w:r>
-      <w:r>
         <w:rPr>
           <w:rStyle w:val="VerbatimChar"/>
           <w:bCs/>
@@ -2091,10 +1953,7 @@
         <w:t xml:space="preserve">三个键全部返回 14</w:t>
       </w:r>
       <w:r>
-        <w:t xml:space="preserve">（断言层总净）⇒ ★★</w:t>
-      </w:r>
-      <w:r>
-        <w:t xml:space="preserve"> </w:t>
+        <w:t xml:space="preserve">（断言层总净），</w:t>
       </w:r>
       <w:r>
         <w:rPr>
@@ -2123,33 +1982,20 @@
           <w:bCs/>
           <w:b/>
         </w:rPr>
-        <w:t xml:space="preserve"> </w:t>
-      </w:r>
-      <w:r>
-        <w:rPr>
-          <w:bCs/>
-          <w:b/>
-        </w:rPr>
-        <w:t xml:space="preserve">⇒ 会得出「承重子层 = +14 ⇒ 为正 ⇒ ② 篇结论不成立」的【完全错误】结论。</w:t>
-      </w:r>
-      <w:r>
-        <w:t xml:space="preserve"> </w:t>
-      </w:r>
-      <w:r>
-        <w:t xml:space="preserve">★</w:t>
-      </w:r>
-      <w:r>
-        <w:t xml:space="preserve"> </w:t>
-      </w:r>
-      <w:r>
-        <w:rPr>
-          <w:bCs/>
-          <w:b/>
-        </w:rPr>
-        <w:t xml:space="preserve">⇒ 修法（0 成本）</w:t>
-      </w:r>
-      <w:r>
-        <w:t xml:space="preserve">：给承重子层两个口径各一对明确命名的【新增/丢失】键；★ 把</w:t>
+        <w:t xml:space="preserve">，会得出「承重子层 = +14，为正，② 篇结论不成立」的【完全错误】结论。</w:t>
+      </w:r>
+      <w:r>
+        <w:t xml:space="preserve"> </w:t>
+      </w:r>
+      <w:r>
+        <w:rPr>
+          <w:bCs/>
+          <w:b/>
+        </w:rPr>
+        <w:t xml:space="preserve">修法（0 成本）</w:t>
+      </w:r>
+      <w:r>
+        <w:t xml:space="preserve">：给承重子层两个口径各一对明确命名的【新增/丢失】键；把</w:t>
       </w:r>
       <w:r>
         <w:t xml:space="preserve"> </w:t>
@@ -2173,7 +2019,7 @@
         <w:t xml:space="preserve"> </w:t>
       </w:r>
       <w:r>
-        <w:t xml:space="preserve">改名或标 deprecated；★</w:t>
+        <w:t xml:space="preserve">改名或标 deprecated；</w:t>
       </w:r>
       <w:r>
         <w:t xml:space="preserve"> </w:t>
@@ -2203,13 +2049,7 @@
         <w:t xml:space="preserve"> </w:t>
       </w:r>
       <w:r>
-        <w:t xml:space="preserve">= 6 / 7」（★ 变异注入机制已有，可直接复用）。</w:t>
-      </w:r>
-      <w:r>
-        <w:t xml:space="preserve"> </w:t>
-      </w:r>
-      <w:r>
-        <w:t xml:space="preserve">★</w:t>
+        <w:t xml:space="preserve">= 6 / 7」（变异注入机制已有，可直接复用）。</w:t>
       </w:r>
       <w:r>
         <w:t xml:space="preserve"> </w:t>
@@ -2222,7 +2062,7 @@
         <w:t xml:space="preserve">顺带</w:t>
       </w:r>
       <w:r>
-        <w:t xml:space="preserve">：★</w:t>
+        <w:t xml:space="preserve">：</w:t>
       </w:r>
       <w:r>
         <w:t xml:space="preserve"> </w:t>
@@ -2297,13 +2137,13 @@
       </w:r>
     </w:p>
     <w:bookmarkEnd w:id="25"/>
-    <w:bookmarkStart w:id="26" w:name="交付态三条边界-建议写进入口-md"/>
+    <w:bookmarkStart w:id="26" w:name="交付态三条边界建议写进入口-md"/>
     <w:p>
       <w:pPr>
         <w:pStyle w:val="Heading2"/>
       </w:pPr>
       <w:r>
-        <w:t xml:space="preserve">⑥ ★ 交付态三条边界（★ 建议写进入口 md）</w:t>
+        <w:t xml:space="preserve">⑥ 交付态三条边界（建议写进入口 md）</w:t>
       </w:r>
     </w:p>
     <w:p>
@@ -2315,12 +2155,6 @@
         <w:pStyle w:val="Compact"/>
       </w:pPr>
       <w:r>
-        <w:t xml:space="preserve">★</w:t>
-      </w:r>
-      <w:r>
-        <w:t xml:space="preserve"> </w:t>
-      </w:r>
-      <w:r>
         <w:rPr>
           <w:bCs/>
           <w:b/>
@@ -2343,10 +2177,7 @@
         <w:t xml:space="preserve"> </w:t>
       </w:r>
       <w:r>
-        <w:t xml:space="preserve">缺陷）⇒</w:t>
-      </w:r>
-      <w:r>
-        <w:t xml:space="preserve"> </w:t>
+        <w:t xml:space="preserve">缺陷），</w:t>
       </w:r>
       <w:r>
         <w:rPr>
@@ -2365,12 +2196,6 @@
         <w:pStyle w:val="Compact"/>
       </w:pPr>
       <w:r>
-        <w:t xml:space="preserve">★</w:t>
-      </w:r>
-      <w:r>
-        <w:t xml:space="preserve"> </w:t>
-      </w:r>
-      <w:r>
         <w:rPr>
           <w:bCs/>
           <w:b/>
@@ -2378,20 +2203,14 @@
         <w:t xml:space="preserve">法律域 944 条那批原始产出不在仓内</w:t>
       </w:r>
       <w:r>
-        <w:t xml:space="preserve"> </w:t>
-      </w:r>
-      <w:r>
-        <w:t xml:space="preserve">⇒</w:t>
-      </w:r>
-      <w:r>
-        <w:t xml:space="preserve"> </w:t>
-      </w:r>
-      <w:r>
-        <w:rPr>
-          <w:bCs/>
-          <w:b/>
-        </w:rPr>
-        <w:t xml:space="preserve">批 2 净增益只剩代数推导 ⇒ 符号未定 ⇒ 判决维持"不可分辨"</w:t>
+        <w:t xml:space="preserve">，</w:t>
+      </w:r>
+      <w:r>
+        <w:rPr>
+          <w:bCs/>
+          <w:b/>
+        </w:rPr>
+        <w:t xml:space="preserve">批 2 净增益只剩代数推导，符号未定，判决维持"不可分辨"</w:t>
       </w:r>
     </w:p>
     <w:p>
@@ -2403,12 +2222,6 @@
         <w:pStyle w:val="Compact"/>
       </w:pPr>
       <w:r>
-        <w:t xml:space="preserve">★</w:t>
-      </w:r>
-      <w:r>
-        <w:t xml:space="preserve"> </w:t>
-      </w:r>
-      <w:r>
         <w:rPr>
           <w:bCs/>
           <w:b/>
@@ -2416,10 +2229,7 @@
         <w:t xml:space="preserve">① 篇的注意力层探针当前不可判定</w:t>
       </w:r>
       <w:r>
-        <w:t xml:space="preserve">（无内部激活访问权）⇒</w:t>
-      </w:r>
-      <w:r>
-        <w:t xml:space="preserve"> </w:t>
+        <w:t xml:space="preserve">（无内部激活访问权），</w:t>
       </w:r>
       <w:r>
         <w:rPr>
@@ -2438,23 +2248,14 @@
         <w:pStyle w:val="Compact"/>
       </w:pPr>
       <w:r>
-        <w:t xml:space="preserve">★</w:t>
-      </w:r>
-      <w:r>
-        <w:t xml:space="preserve"> </w:t>
-      </w:r>
-      <w:r>
-        <w:rPr>
-          <w:bCs/>
-          <w:b/>
-        </w:rPr>
-        <w:t xml:space="preserve">（本轮新增）承重子层方向本批不稳健</w:t>
-      </w:r>
-      <w:r>
-        <w:t xml:space="preserve">（OR 正 / AND 负）⇒</w:t>
-      </w:r>
-      <w:r>
-        <w:t xml:space="preserve"> </w:t>
+        <w:rPr>
+          <w:bCs/>
+          <w:b/>
+        </w:rPr>
+        <w:t xml:space="preserve">（这一轮新增）承重子层方向本批不稳健</w:t>
+      </w:r>
+      <w:r>
+        <w:t xml:space="preserve">（OR 正 / AND 负），</w:t>
       </w:r>
       <w:r>
         <w:rPr>
@@ -2471,7 +2272,7 @@
         <w:pStyle w:val="Heading2"/>
       </w:pPr>
       <w:r>
-        <w:t xml:space="preserve">⑦ ★ 审稿人自曝的一处错</w:t>
+        <w:t xml:space="preserve">⑦ 审稿人自曝的一处错</w:t>
       </w:r>
     </w:p>
     <w:p>
@@ -2479,7 +2280,7 @@
         <w:pStyle w:val="FirstParagraph"/>
       </w:pPr>
       <w:r>
-        <w:t xml:space="preserve">★ 我阶段二报告把"① 篇 5 处违规"</w:t>
+        <w:t xml:space="preserve">我阶段二报告把"① 篇 5 处违规"</w:t>
       </w:r>
       <w:r>
         <w:rPr>
@@ -2489,7 +2290,7 @@
         <w:t xml:space="preserve">绑到了错误的 sha</w:t>
       </w:r>
       <w:r>
-        <w:t xml:space="preserve">（★ 那 5 处成立，但绑的是我实际读到的那一版</w:t>
+        <w:t xml:space="preserve">（那 5 处成立，但绑的是我实际读到的那一版</w:t>
       </w:r>
       <w:r>
         <w:t xml:space="preserve"> </w:t>
@@ -2513,49 +2314,27 @@
         <w:t xml:space="preserve">2e8c0266…</w:t>
       </w:r>
       <w:r>
-        <w:t xml:space="preserve">）⇒ ★★</w:t>
-      </w:r>
-      <w:r>
-        <w:t xml:space="preserve"> </w:t>
-      </w:r>
-      <w:r>
-        <w:rPr>
-          <w:bCs/>
-          <w:b/>
-        </w:rPr>
-        <w:t xml:space="preserve">⇒ 我据此撤销了阶段二的"第 5 条硬理由"</w:t>
-      </w:r>
-      <w:r>
-        <w:t xml:space="preserve"> </w:t>
-      </w:r>
-      <w:r>
-        <w:t xml:space="preserve">⇒ ★★</w:t>
-      </w:r>
-      <w:r>
-        <w:t xml:space="preserve"> </w:t>
-      </w:r>
-      <w:r>
-        <w:rPr>
-          <w:bCs/>
-          <w:b/>
-        </w:rPr>
-        <w:t xml:space="preserve">⇒ ① 篇现在合规。</w:t>
-      </w:r>
-      <w:r>
-        <w:t xml:space="preserve"> </w:t>
-      </w:r>
-      <w:r>
-        <w:t xml:space="preserve">★</w:t>
-      </w:r>
-      <w:r>
-        <w:t xml:space="preserve"> </w:t>
-      </w:r>
-      <w:r>
-        <w:rPr>
-          <w:bCs/>
-          <w:b/>
-        </w:rPr>
-        <w:t xml:space="preserve">通则：任何"当前 sha"必须当场重取，不许引用任何先前输出里的值。</w:t>
+        <w:t xml:space="preserve">），</w:t>
+      </w:r>
+      <w:r>
+        <w:rPr>
+          <w:bCs/>
+          <w:b/>
+        </w:rPr>
+        <w:t xml:space="preserve">我据此撤销了阶段二的"第 5 条硬理由"</w:t>
+      </w:r>
+      <w:r>
+        <w:t xml:space="preserve">，</w:t>
+      </w:r>
+      <w:r>
+        <w:rPr>
+          <w:bCs/>
+          <w:b/>
+        </w:rPr>
+        <w:t xml:space="preserve">① 篇现在合规。</w:t>
+      </w:r>
+      <w:r>
+        <w:t xml:space="preserve">原则：任何"当前 sha"必须当场重取，不许引用任何先前输出里的值。**</w:t>
       </w:r>
     </w:p>
     <w:p>
@@ -2570,23 +2349,11 @@
         <w:pStyle w:val="FirstParagraph"/>
       </w:pPr>
       <w:r>
-        <w:t xml:space="preserve">★</w:t>
-      </w:r>
-      <w:r>
-        <w:t xml:space="preserve"> </w:t>
-      </w:r>
-      <w:r>
-        <w:rPr>
-          <w:bCs/>
-          <w:b/>
-        </w:rPr>
-        <w:t xml:space="preserve">裁决：FAIL（当前不可交付）｜★ 但 5 条收口动作全部 0 成本、路径已确定｜★ 修完即可交我出终审。</w:t>
-      </w:r>
-      <w:r>
-        <w:t xml:space="preserve"> </w:t>
-      </w:r>
-      <w:r>
-        <w:t xml:space="preserve">★</w:t>
+        <w:rPr>
+          <w:bCs/>
+          <w:b/>
+        </w:rPr>
+        <w:t xml:space="preserve">裁决：FAIL（当前不可交付）｜ 但 5 条收口动作全部 0 成本、路径已确定｜ 修完即可交我出终审。</w:t>
       </w:r>
       <w:r>
         <w:t xml:space="preserve"> </w:t>

--- a/papers/复核链/终版收口_摘要1页_2026-10-25.docx
+++ b/papers/复核链/终版收口_摘要1页_2026-10-25.docx
@@ -202,9 +202,6 @@
         <w:t xml:space="preserve">；</w:t>
       </w:r>
       <w:r>
-        <w:t xml:space="preserve"> </w:t>
-      </w:r>
-      <w:r>
         <w:rPr>
           <w:bCs/>
           <w:b/>
@@ -213,9 +210,6 @@
       </w:r>
       <w:r>
         <w:t xml:space="preserve">；</w:t>
-      </w:r>
-      <w:r>
-        <w:t xml:space="preserve"> </w:t>
       </w:r>
       <w:r>
         <w:rPr>
@@ -268,10 +262,7 @@
         <w:t xml:space="preserve">打包门禁有效，它现在正拦着这次交付</w:t>
       </w:r>
       <w:r>
-        <w:t xml:space="preserve">（交付态验收 2 项不通过，打包器自己喊「⛔ 不要交付」）。</w:t>
-      </w:r>
-      <w:r>
-        <w:t xml:space="preserve"> </w:t>
+        <w:t xml:space="preserve">（交付态验收 2 项不通过，打包器自己喊「 不要交付」）。</w:t>
       </w:r>
       <w:r>
         <w:rPr>
@@ -382,12 +373,6 @@
               <w:jc w:val="left"/>
             </w:pPr>
             <w:r>
-              <w:t xml:space="preserve">❌</w:t>
-            </w:r>
-            <w:r>
-              <w:t xml:space="preserve"> </w:t>
-            </w:r>
-            <w:r>
               <w:rPr>
                 <w:bCs/>
                 <w:b/>
@@ -425,9 +410,6 @@
             </w:r>
             <w:r>
               <w:t xml:space="preserve">；</w:t>
-            </w:r>
-            <w:r>
-              <w:t xml:space="preserve"> </w:t>
             </w:r>
             <w:r>
               <w:rPr>
@@ -506,12 +488,6 @@
               <w:jc w:val="left"/>
             </w:pPr>
             <w:r>
-              <w:t xml:space="preserve">⚠</w:t>
-            </w:r>
-            <w:r>
-              <w:t xml:space="preserve"> </w:t>
-            </w:r>
-            <w:r>
               <w:rPr>
                 <w:bCs/>
                 <w:b/>
@@ -538,9 +514,6 @@
               <w:t xml:space="preserve">（F2 三行对照表 + 自己补了"没做对照实验，是设计论证不是实测结论" + 反向读数；F3 把受影响读数全降【未测】但"读数不删、结论不撤"）；</w:t>
             </w:r>
             <w:r>
-              <w:t xml:space="preserve"> </w:t>
-            </w:r>
-            <w:r>
               <w:rPr>
                 <w:bCs/>
                 <w:b/>
@@ -551,9 +524,6 @@
               <w:t xml:space="preserve">；</w:t>
             </w:r>
             <w:r>
-              <w:t xml:space="preserve"> </w:t>
-            </w:r>
-            <w:r>
               <w:rPr>
                 <w:bCs/>
                 <w:b/>
@@ -562,9 +532,6 @@
             </w:r>
             <w:r>
               <w:t xml:space="preserve">；</w:t>
-            </w:r>
-            <w:r>
-              <w:t xml:space="preserve"> </w:t>
             </w:r>
             <w:r>
               <w:rPr>
@@ -601,12 +568,6 @@
               <w:jc w:val="left"/>
             </w:pPr>
             <w:r>
-              <w:t xml:space="preserve">✔</w:t>
-            </w:r>
-            <w:r>
-              <w:t xml:space="preserve"> </w:t>
-            </w:r>
-            <w:r>
               <w:rPr>
                 <w:bCs/>
                 <w:b/>
@@ -662,12 +623,6 @@
               <w:pStyle w:val="Compact"/>
               <w:jc w:val="left"/>
             </w:pPr>
-            <w:r>
-              <w:t xml:space="preserve">✔</w:t>
-            </w:r>
-            <w:r>
-              <w:t xml:space="preserve"> </w:t>
-            </w:r>
             <w:r>
               <w:rPr>
                 <w:bCs/>
@@ -816,7 +771,7 @@
           <w:bCs/>
           <w:b/>
         </w:rPr>
-        <w:t xml:space="preserve">判据升级： 【口径可自由选择时，任何单一口径的方向都不得进结论句】。</w:t>
+        <w:t xml:space="preserve">判据升级：【口径可自由选择时，任何单一口径的方向都不得进结论句】。</w:t>
       </w:r>
     </w:p>
     <w:bookmarkEnd w:id="22"/>
@@ -1481,12 +1436,6 @@
               <w:jc w:val="center"/>
             </w:pPr>
             <w:r>
-              <w:t xml:space="preserve">✔</w:t>
-            </w:r>
-            <w:r>
-              <w:t xml:space="preserve"> </w:t>
-            </w:r>
-            <w:r>
               <w:rPr>
                 <w:bCs/>
                 <w:b/>
@@ -1532,12 +1481,6 @@
               <w:jc w:val="center"/>
             </w:pPr>
             <w:r>
-              <w:t xml:space="preserve">✔</w:t>
-            </w:r>
-            <w:r>
-              <w:t xml:space="preserve"> </w:t>
-            </w:r>
-            <w:r>
               <w:rPr>
                 <w:bCs/>
                 <w:b/>
@@ -1571,12 +1514,6 @@
               <w:jc w:val="center"/>
             </w:pPr>
             <w:r>
-              <w:t xml:space="preserve">✔</w:t>
-            </w:r>
-            <w:r>
-              <w:t xml:space="preserve"> </w:t>
-            </w:r>
-            <w:r>
               <w:rPr>
                 <w:bCs/>
                 <w:b/>
@@ -1607,12 +1544,6 @@
               <w:jc w:val="center"/>
             </w:pPr>
             <w:r>
-              <w:t xml:space="preserve">✔</w:t>
-            </w:r>
-            <w:r>
-              <w:t xml:space="preserve"> </w:t>
-            </w:r>
-            <w:r>
               <w:rPr>
                 <w:bCs/>
                 <w:b/>
@@ -1660,12 +1591,6 @@
               <w:jc w:val="center"/>
             </w:pPr>
             <w:r>
-              <w:t xml:space="preserve">✔</w:t>
-            </w:r>
-            <w:r>
-              <w:t xml:space="preserve"> </w:t>
-            </w:r>
-            <w:r>
               <w:rPr>
                 <w:bCs/>
                 <w:b/>
@@ -1724,12 +1649,6 @@
               <w:jc w:val="center"/>
             </w:pPr>
             <w:r>
-              <w:t xml:space="preserve">✔</w:t>
-            </w:r>
-            <w:r>
-              <w:t xml:space="preserve"> </w:t>
-            </w:r>
-            <w:r>
               <w:rPr>
                 <w:bCs/>
                 <w:b/>
@@ -1770,12 +1689,6 @@
               <w:jc w:val="center"/>
             </w:pPr>
             <w:r>
-              <w:t xml:space="preserve">✔</w:t>
-            </w:r>
-            <w:r>
-              <w:t xml:space="preserve"> </w:t>
-            </w:r>
-            <w:r>
               <w:rPr>
                 <w:bCs/>
                 <w:b/>
@@ -1809,12 +1722,6 @@
               <w:pStyle w:val="Compact"/>
               <w:jc w:val="center"/>
             </w:pPr>
-            <w:r>
-              <w:t xml:space="preserve">❌</w:t>
-            </w:r>
-            <w:r>
-              <w:t xml:space="preserve"> </w:t>
-            </w:r>
             <w:r>
               <w:rPr>
                 <w:bCs/>
@@ -2063,9 +1970,6 @@
       </w:r>
       <w:r>
         <w:t xml:space="preserve">：</w:t>
-      </w:r>
-      <w:r>
-        <w:t xml:space="preserve"> </w:t>
       </w:r>
       <w:r>
         <w:rPr>
